--- a/TestWord_1/F_6_МТЦ.docx
+++ b/TestWord_1/F_6_МТЦ.docx
@@ -5541,8 +5541,8 @@
                 <w:szCs w:val="20"/>
                 <w:lang w:val="uk-UA"/>
               </w:rPr>
-              <w:alias w:val="СstName"/>
-              <w:tag w:val="СstName"/>
+              <w:alias w:val="CstName"/>
+              <w:tag w:val="CstName"/>
               <w:id w:val="-1020858831"/>
               <w:placeholder>
                 <w:docPart w:val="0D31975EBDE64FF9A636D8BA06E9750F"/>
@@ -5551,6 +5551,7 @@
               <w15:appearance w15:val="tags"/>
               <w:text/>
             </w:sdtPr>
+            <w:sdtEndPr/>
             <w:sdtContent>
               <w:p>
                 <w:pPr>
@@ -5607,8 +5608,8 @@
                   <w:szCs w:val="20"/>
                   <w:lang w:val="uk-UA"/>
                 </w:rPr>
-                <w:alias w:val="СstLegalAddress"/>
-                <w:tag w:val="СstLegalAddress"/>
+                <w:alias w:val="CstLegalAddress"/>
+                <w:tag w:val="CstLegalAddress"/>
                 <w:id w:val="-2030552946"/>
                 <w:placeholder>
                   <w:docPart w:val="0D31975EBDE64FF9A636D8BA06E9750F"/>
@@ -5617,6 +5618,7 @@
                 <w15:appearance w15:val="tags"/>
                 <w:text/>
               </w:sdtPr>
+              <w:sdtEndPr/>
               <w:sdtContent>
                 <w:r>
                   <w:rPr>
@@ -5662,8 +5664,8 @@
                   <w:szCs w:val="20"/>
                   <w:lang w:val="uk-UA"/>
                 </w:rPr>
-                <w:alias w:val="СstResidentialAddress"/>
-                <w:tag w:val="СstResidentialAddress"/>
+                <w:alias w:val="CstResidentialAddress"/>
+                <w:tag w:val="CstResidentialAddress"/>
                 <w:id w:val="144553938"/>
                 <w:placeholder>
                   <w:docPart w:val="0D31975EBDE64FF9A636D8BA06E9750F"/>
@@ -5672,6 +5674,7 @@
                 <w15:appearance w15:val="tags"/>
                 <w:text/>
               </w:sdtPr>
+              <w:sdtEndPr/>
               <w:sdtContent>
                 <w:r>
                   <w:rPr>
@@ -5711,8 +5714,8 @@
                   <w:szCs w:val="20"/>
                   <w:lang w:val="uk-UA"/>
                 </w:rPr>
-                <w:alias w:val="СstCorrespAddress"/>
-                <w:tag w:val="СstCorrespAddress"/>
+                <w:alias w:val="CstCorrespAddress"/>
+                <w:tag w:val="CstCorrespAddress"/>
                 <w:id w:val="972402476"/>
                 <w:placeholder>
                   <w:docPart w:val="0D31975EBDE64FF9A636D8BA06E9750F"/>
@@ -5721,6 +5724,7 @@
                 <w15:appearance w15:val="tags"/>
                 <w:text/>
               </w:sdtPr>
+              <w:sdtEndPr/>
               <w:sdtContent>
                 <w:r>
                   <w:rPr>
@@ -5791,8 +5795,8 @@
                   <w:szCs w:val="20"/>
                   <w:lang w:val="uk-UA"/>
                 </w:rPr>
-                <w:alias w:val="СstEDRPOU"/>
-                <w:tag w:val="СstEDRPOU"/>
+                <w:alias w:val="CstEDRPOU"/>
+                <w:tag w:val="CstEDRPOU"/>
                 <w:id w:val="843672134"/>
                 <w:placeholder>
                   <w:docPart w:val="0D31975EBDE64FF9A636D8BA06E9750F"/>
@@ -5801,6 +5805,7 @@
                 <w15:appearance w15:val="tags"/>
                 <w:text/>
               </w:sdtPr>
+              <w:sdtEndPr/>
               <w:sdtContent>
                 <w:r>
                   <w:rPr>
@@ -5848,8 +5853,8 @@
                   <w:szCs w:val="20"/>
                   <w:lang w:val="uk-UA"/>
                 </w:rPr>
-                <w:alias w:val="СstBankName"/>
-                <w:tag w:val="СstBankName"/>
+                <w:alias w:val="CstBankName"/>
+                <w:tag w:val="CstBankName"/>
                 <w:id w:val="-1276246176"/>
                 <w:placeholder>
                   <w:docPart w:val="0D31975EBDE64FF9A636D8BA06E9750F"/>
@@ -5858,6 +5863,7 @@
                 <w15:appearance w15:val="tags"/>
                 <w:text/>
               </w:sdtPr>
+              <w:sdtEndPr/>
               <w:sdtContent>
                 <w:r>
                   <w:rPr>
@@ -5906,8 +5912,8 @@
                   <w:szCs w:val="20"/>
                   <w:lang w:val="uk-UA"/>
                 </w:rPr>
-                <w:alias w:val="СstBankMFO"/>
-                <w:tag w:val="СstBankMFO"/>
+                <w:alias w:val="CstBankMFO"/>
+                <w:tag w:val="CstBankMFO"/>
                 <w:id w:val="-1170875350"/>
                 <w:placeholder>
                   <w:docPart w:val="0D31975EBDE64FF9A636D8BA06E9750F"/>
@@ -5916,6 +5922,7 @@
                 <w15:appearance w15:val="tags"/>
                 <w:text/>
               </w:sdtPr>
+              <w:sdtEndPr/>
               <w:sdtContent>
                 <w:r>
                   <w:rPr>
@@ -5964,8 +5971,8 @@
                   <w:szCs w:val="20"/>
                   <w:lang w:val="uk-UA"/>
                 </w:rPr>
-                <w:alias w:val="СstAcc"/>
-                <w:tag w:val="СstAcc"/>
+                <w:alias w:val="CstAcc"/>
+                <w:tag w:val="CstAcc"/>
                 <w:id w:val="-1767922333"/>
                 <w:placeholder>
                   <w:docPart w:val="0D31975EBDE64FF9A636D8BA06E9750F"/>
@@ -5974,6 +5981,7 @@
                 <w15:appearance w15:val="tags"/>
                 <w:text/>
               </w:sdtPr>
+              <w:sdtEndPr/>
               <w:sdtContent>
                 <w:r>
                   <w:rPr>
@@ -6021,8 +6029,8 @@
                   <w:szCs w:val="20"/>
                   <w:lang w:val="uk-UA"/>
                 </w:rPr>
-                <w:alias w:val="СstRegNumber"/>
-                <w:tag w:val="СstRegNumber"/>
+                <w:alias w:val="CstRegNumber"/>
+                <w:tag w:val="CstRegNumber"/>
                 <w:id w:val="-1794891208"/>
                 <w:placeholder>
                   <w:docPart w:val="0D31975EBDE64FF9A636D8BA06E9750F"/>
@@ -6031,6 +6039,7 @@
                 <w15:appearance w15:val="tags"/>
                 <w:text/>
               </w:sdtPr>
+              <w:sdtEndPr/>
               <w:sdtContent>
                 <w:r>
                   <w:rPr>
@@ -6057,8 +6066,8 @@
                   <w:szCs w:val="16"/>
                   <w:lang w:val="uk-UA"/>
                 </w:rPr>
-                <w:alias w:val="СstRegData"/>
-                <w:tag w:val="СstRegData"/>
+                <w:alias w:val="CstRegData"/>
+                <w:tag w:val="CstRegData"/>
                 <w:id w:val="1267500302"/>
                 <w:placeholder>
                   <w:docPart w:val="0D31975EBDE64FF9A636D8BA06E9750F"/>
@@ -6067,6 +6076,7 @@
                 <w15:appearance w15:val="tags"/>
                 <w:text/>
               </w:sdtPr>
+              <w:sdtEndPr/>
               <w:sdtContent>
                 <w:r>
                   <w:rPr>
@@ -6135,8 +6145,8 @@
                   <w:szCs w:val="20"/>
                   <w:lang w:val="uk-UA"/>
                 </w:rPr>
-                <w:alias w:val="СstVAT"/>
-                <w:tag w:val="СstVAT"/>
+                <w:alias w:val="CstVAT"/>
+                <w:tag w:val="CstVAT"/>
                 <w:id w:val="1483039334"/>
                 <w:placeholder>
                   <w:docPart w:val="0D31975EBDE64FF9A636D8BA06E9750F"/>
@@ -6145,6 +6155,7 @@
                 <w15:appearance w15:val="tags"/>
                 <w:text/>
               </w:sdtPr>
+              <w:sdtEndPr/>
               <w:sdtContent>
                 <w:r>
                   <w:rPr>
@@ -6184,8 +6195,8 @@
                   <w:szCs w:val="20"/>
                   <w:lang w:val="uk-UA"/>
                 </w:rPr>
-                <w:alias w:val="СstVATType"/>
-                <w:tag w:val="СstVATType"/>
+                <w:alias w:val="CstVATType"/>
+                <w:tag w:val="CstVATType"/>
                 <w:id w:val="25303977"/>
                 <w:placeholder>
                   <w:docPart w:val="0D31975EBDE64FF9A636D8BA06E9750F"/>
@@ -6194,6 +6205,7 @@
                 <w15:appearance w15:val="tags"/>
                 <w:text/>
               </w:sdtPr>
+              <w:sdtEndPr/>
               <w:sdtContent>
                 <w:r>
                   <w:rPr>
@@ -6288,8 +6300,8 @@
                   <w:szCs w:val="20"/>
                   <w:lang w:val="uk-UA"/>
                 </w:rPr>
-                <w:alias w:val="СstEmail"/>
-                <w:tag w:val="СstEmail"/>
+                <w:alias w:val="CstEmail"/>
+                <w:tag w:val="CstEmail"/>
                 <w:id w:val="1481886836"/>
                 <w:placeholder>
                   <w:docPart w:val="0D31975EBDE64FF9A636D8BA06E9750F"/>
@@ -6298,6 +6310,7 @@
                 <w15:appearance w15:val="tags"/>
                 <w:text/>
               </w:sdtPr>
+              <w:sdtEndPr/>
               <w:sdtContent>
                 <w:r>
                   <w:rPr>
@@ -6819,6 +6832,7 @@
                 <w15:appearance w15:val="tags"/>
                 <w:text/>
               </w:sdtPr>
+              <w:sdtEndPr/>
               <w:sdtContent>
                 <w:r>
                   <w:rPr>
@@ -6890,6 +6904,7 @@
                 <w15:appearance w15:val="tags"/>
                 <w:text/>
               </w:sdtPr>
+              <w:sdtEndPr/>
               <w:sdtContent>
                 <w:r>
                   <w:rPr>
@@ -6913,8 +6928,6 @@
           <w:lang w:val="ru-RU"/>
         </w:rPr>
       </w:pPr>
-      <w:bookmarkStart w:id="1" w:name="_GoBack"/>
-      <w:bookmarkEnd w:id="1"/>
     </w:p>
     <w:p>
       <w:pPr>
@@ -15581,10 +15594,10 @@
 <w:fonts xmlns:mc="http://schemas.openxmlformats.org/markup-compatibility/2006" xmlns:r="http://schemas.openxmlformats.org/officeDocument/2006/relationships" xmlns:w="http://schemas.openxmlformats.org/wordprocessingml/2006/main" xmlns:w14="http://schemas.microsoft.com/office/word/2010/wordml" xmlns:w15="http://schemas.microsoft.com/office/word/2012/wordml" xmlns:w16cid="http://schemas.microsoft.com/office/word/2016/wordml/cid" xmlns:w16se="http://schemas.microsoft.com/office/word/2015/wordml/symex" mc:Ignorable="w14 w15 w16se w16cid">
   <w:font w:name="Times New Roman">
     <w:panose1 w:val="02020603050405020304"/>
-    <w:charset w:val="00"/>
+    <w:charset w:val="CC"/>
     <w:family w:val="roman"/>
     <w:pitch w:val="variable"/>
-    <w:sig w:usb0="E0002AFF" w:usb1="C0007843" w:usb2="00000009" w:usb3="00000000" w:csb0="000001FF" w:csb1="00000000"/>
+    <w:sig w:usb0="E0002EFF" w:usb1="C000785B" w:usb2="00000009" w:usb3="00000000" w:csb0="000001FF" w:csb1="00000000"/>
   </w:font>
   <w:font w:name="MS Mincho">
     <w:altName w:val="ＭＳ 明朝"/>
@@ -15617,14 +15630,14 @@
   </w:font>
   <w:font w:name="Calibri">
     <w:panose1 w:val="020F0502020204030204"/>
-    <w:charset w:val="00"/>
+    <w:charset w:val="CC"/>
     <w:family w:val="swiss"/>
     <w:pitch w:val="variable"/>
-    <w:sig w:usb0="E00002FF" w:usb1="4000ACFF" w:usb2="00000001" w:usb3="00000000" w:csb0="0000019F" w:csb1="00000000"/>
+    <w:sig w:usb0="E0002AFF" w:usb1="4000ACFF" w:usb2="00000001" w:usb3="00000000" w:csb0="000001FF" w:csb1="00000000"/>
   </w:font>
   <w:font w:name="Arial">
     <w:panose1 w:val="020B0604020202020204"/>
-    <w:charset w:val="00"/>
+    <w:charset w:val="CC"/>
     <w:family w:val="swiss"/>
     <w:pitch w:val="variable"/>
     <w:sig w:usb0="E0002AFF" w:usb1="C0007843" w:usb2="00000009" w:usb3="00000000" w:csb0="000001FF" w:csb1="00000000"/>
@@ -15662,7 +15675,9 @@
   </w:compat>
   <w:rsids>
     <w:rsidRoot w:val="00671323"/>
+    <w:rsid w:val="00033DD9"/>
     <w:rsid w:val="003C65FC"/>
+    <w:rsid w:val="005360E0"/>
     <w:rsid w:val="00551124"/>
     <w:rsid w:val="00671323"/>
     <w:rsid w:val="008A2AC3"/>
@@ -16506,7 +16521,7 @@
 </file>
 
 <file path=customXml/itemProps1.xml><?xml version="1.0" encoding="utf-8"?>
-<ds:datastoreItem xmlns:ds="http://schemas.openxmlformats.org/officeDocument/2006/customXml" ds:itemID="{B11CDCF3-0EE4-4D15-AB0F-DC38DE6AE426}">
+<ds:datastoreItem xmlns:ds="http://schemas.openxmlformats.org/officeDocument/2006/customXml" ds:itemID="{F9FD94CA-3089-42F0-88CA-986C1DD91514}">
   <ds:schemaRefs>
     <ds:schemaRef ds:uri="http://schemas.openxmlformats.org/officeDocument/2006/bibliography"/>
   </ds:schemaRefs>
